--- a/drawings/Prompt_list.docx
+++ b/drawings/Prompt_list.docx
@@ -180,7 +180,15 @@
           </w:tcPr>
           <w:p>
             <w:r>
-              <w:t>A kitchen with a counter, cabinets, a stove, an oven, an extractor hood, a table, with plates and chairs, a lamp, a sink, a window</w:t>
+              <w:t xml:space="preserve">A kitchen with a counter, cabinets, a stove, an oven, an </w:t>
+            </w:r>
+            <w:proofErr w:type="gramStart"/>
+            <w:r>
+              <w:t>extractor</w:t>
+            </w:r>
+            <w:proofErr w:type="gramEnd"/>
+            <w:r>
+              <w:t xml:space="preserve"> hood, a table, with plates and chairs, a lamp, a sink, a window</w:t>
             </w:r>
             <w:r>
               <w:t>, and a bin</w:t>
@@ -941,7 +949,15 @@
               <w:t xml:space="preserve"> with chairs, a counter, a microwave, a knife holde</w:t>
             </w:r>
             <w:r>
-              <w:t xml:space="preserve">r, a stove, an extractor hood, a kitchen island with a cutting </w:t>
+              <w:t xml:space="preserve">r, a stove, an </w:t>
+            </w:r>
+            <w:proofErr w:type="gramStart"/>
+            <w:r>
+              <w:t>extractor</w:t>
+            </w:r>
+            <w:proofErr w:type="gramEnd"/>
+            <w:r>
+              <w:t xml:space="preserve"> hood, a kitchen island with a cutting </w:t>
             </w:r>
             <w:r>
               <w:t>board,</w:t>
@@ -1069,10 +1085,26 @@
           </w:tcPr>
           <w:p>
             <w:r>
-              <w:t>A bathroom with a sink, cabinets, a toilet, a</w:t>
-            </w:r>
-            <w:r>
-              <w:t xml:space="preserve"> towel holder, rug, a bathtub, and shelf with soap</w:t>
+              <w:t xml:space="preserve">A bathroom with a sink, cabinets, </w:t>
+            </w:r>
+            <w:proofErr w:type="gramStart"/>
+            <w:r>
+              <w:t>a toilet</w:t>
+            </w:r>
+            <w:proofErr w:type="gramEnd"/>
+            <w:r>
+              <w:t xml:space="preserve">, </w:t>
+            </w:r>
+            <w:proofErr w:type="gramStart"/>
+            <w:r>
+              <w:t>a</w:t>
+            </w:r>
+            <w:r>
+              <w:t xml:space="preserve"> towel</w:t>
+            </w:r>
+            <w:proofErr w:type="gramEnd"/>
+            <w:r>
+              <w:t xml:space="preserve"> holder, rug, a bathtub, and shelf with soap</w:t>
             </w:r>
             <w:r>
               <w:t>.</w:t>
@@ -1252,30 +1284,6 @@
           </w:tcPr>
           <w:p>
             <w:r>
-              <w:t>125</w:t>
-            </w:r>
-          </w:p>
-        </w:tc>
-        <w:tc>
-          <w:tcPr>
-            <w:tcW w:w="7230" w:type="dxa"/>
-          </w:tcPr>
-          <w:p/>
-        </w:tc>
-        <w:tc>
-          <w:tcPr>
-            <w:tcW w:w="6804" w:type="dxa"/>
-          </w:tcPr>
-          <w:p/>
-        </w:tc>
-      </w:tr>
-      <w:tr>
-        <w:tc>
-          <w:tcPr>
-            <w:tcW w:w="1129" w:type="dxa"/>
-          </w:tcPr>
-          <w:p>
-            <w:r>
               <w:t>126</w:t>
             </w:r>
           </w:p>
@@ -1284,13 +1292,30 @@
           <w:tcPr>
             <w:tcW w:w="7230" w:type="dxa"/>
           </w:tcPr>
-          <w:p/>
-        </w:tc>
-        <w:tc>
-          <w:tcPr>
-            <w:tcW w:w="6804" w:type="dxa"/>
-          </w:tcPr>
-          <w:p/>
+          <w:p>
+            <w:r>
+              <w:t xml:space="preserve">A bathroom with a shower, a shower screen, </w:t>
+            </w:r>
+            <w:r>
+              <w:t>a table with a box, cremes, a mirror, a door, a bin, and a toilet</w:t>
+            </w:r>
+            <w:r>
+              <w:t>.</w:t>
+            </w:r>
+          </w:p>
+        </w:tc>
+        <w:tc>
+          <w:tcPr>
+            <w:tcW w:w="6804" w:type="dxa"/>
+          </w:tcPr>
+          <w:p>
+            <w:r>
+              <w:t>A kitchen with a window, a bin, a fridge, cabinets, a stove, an oven, cups, a sink</w:t>
+            </w:r>
+            <w:r>
+              <w:t>, a table and a chair.</w:t>
+            </w:r>
+          </w:p>
         </w:tc>
       </w:tr>
       <w:tr>
@@ -1308,13 +1333,35 @@
           <w:tcPr>
             <w:tcW w:w="7230" w:type="dxa"/>
           </w:tcPr>
-          <w:p/>
-        </w:tc>
-        <w:tc>
-          <w:tcPr>
-            <w:tcW w:w="6804" w:type="dxa"/>
-          </w:tcPr>
-          <w:p/>
+          <w:p>
+            <w:r>
+              <w:t xml:space="preserve">A bathroom with cabinets, a towel holder, a shower with shower screens, </w:t>
+            </w:r>
+            <w:r>
+              <w:t>two sinks, a mirror, a toilet, and a bin.</w:t>
+            </w:r>
+          </w:p>
+        </w:tc>
+        <w:tc>
+          <w:tcPr>
+            <w:tcW w:w="6804" w:type="dxa"/>
+          </w:tcPr>
+          <w:p>
+            <w:pPr>
+              <w:tabs>
+                <w:tab w:val="left" w:pos="964"/>
+              </w:tabs>
+            </w:pPr>
+            <w:r>
+              <w:t>A kitchen with a fridge</w:t>
+            </w:r>
+            <w:r>
+              <w:t xml:space="preserve">, a counter, a stove, an oven, </w:t>
+            </w:r>
+            <w:r>
+              <w:t>cabinets, an extractor hood, a sink, a table and a chair.</w:t>
+            </w:r>
+          </w:p>
         </w:tc>
       </w:tr>
       <w:tr>
@@ -1332,15 +1379,190 @@
           <w:tcPr>
             <w:tcW w:w="7230" w:type="dxa"/>
           </w:tcPr>
-          <w:p/>
-        </w:tc>
-        <w:tc>
-          <w:tcPr>
-            <w:tcW w:w="6804" w:type="dxa"/>
-          </w:tcPr>
-          <w:p/>
-        </w:tc>
-      </w:tr>
+          <w:p>
+            <w:r>
+              <w:t>A bathroom with a mirror, a shelf with soap, a toilet, a shower with a shower screen, and a rug with slippers</w:t>
+            </w:r>
+            <w:r>
+              <w:t>.</w:t>
+            </w:r>
+          </w:p>
+        </w:tc>
+        <w:tc>
+          <w:tcPr>
+            <w:tcW w:w="6804" w:type="dxa"/>
+          </w:tcPr>
+          <w:p>
+            <w:r>
+              <w:t>A kitchen with a fridge, a table with a plate, a shelf with puts and cups, a stove, a sink, and a washing machine.</w:t>
+            </w:r>
+          </w:p>
+        </w:tc>
+      </w:tr>
+      <w:tr>
+        <w:tc>
+          <w:tcPr>
+            <w:tcW w:w="1129" w:type="dxa"/>
+          </w:tcPr>
+          <w:p>
+            <w:r>
+              <w:t>129</w:t>
+            </w:r>
+          </w:p>
+        </w:tc>
+        <w:tc>
+          <w:tcPr>
+            <w:tcW w:w="7230" w:type="dxa"/>
+          </w:tcPr>
+          <w:p>
+            <w:r>
+              <w:t>A bathroom with a sink, cabinets, a mirror, a bathtub, a window, a shower with shower screens, and a toilet.</w:t>
+            </w:r>
+          </w:p>
+        </w:tc>
+        <w:tc>
+          <w:tcPr>
+            <w:tcW w:w="6804" w:type="dxa"/>
+          </w:tcPr>
+          <w:p>
+            <w:r>
+              <w:t xml:space="preserve">A kitchen with a counter, cabinets, a sink, a shelf with dishes, </w:t>
+            </w:r>
+            <w:r>
+              <w:t>a kettle</w:t>
+            </w:r>
+            <w:r>
+              <w:t>, a stove, a microwave, an oven, a fridge, and a table with a chair.</w:t>
+            </w:r>
+          </w:p>
+        </w:tc>
+      </w:tr>
+      <w:tr>
+        <w:tc>
+          <w:tcPr>
+            <w:tcW w:w="1129" w:type="dxa"/>
+          </w:tcPr>
+          <w:p>
+            <w:bookmarkStart w:id="0" w:name="_Hlk203383990"/>
+            <w:r>
+              <w:t>1</w:t>
+            </w:r>
+            <w:r>
+              <w:t>30</w:t>
+            </w:r>
+          </w:p>
+        </w:tc>
+        <w:tc>
+          <w:tcPr>
+            <w:tcW w:w="7230" w:type="dxa"/>
+          </w:tcPr>
+          <w:p>
+            <w:r>
+              <w:t>A bathroom with a sink, a mirror, rugs, plants, a window, a bathtub, and a toilet.</w:t>
+            </w:r>
+          </w:p>
+        </w:tc>
+        <w:tc>
+          <w:tcPr>
+            <w:tcW w:w="6804" w:type="dxa"/>
+          </w:tcPr>
+          <w:p>
+            <w:r>
+              <w:t>A kitchen with a counter, an extractor hood, a stove, an oven, a sink, a window, a fridge, a table with chairs and plates, and a clock.</w:t>
+            </w:r>
+          </w:p>
+        </w:tc>
+      </w:tr>
+      <w:tr>
+        <w:tc>
+          <w:tcPr>
+            <w:tcW w:w="1129" w:type="dxa"/>
+          </w:tcPr>
+          <w:p>
+            <w:r>
+              <w:lastRenderedPageBreak/>
+              <w:t>13</w:t>
+            </w:r>
+            <w:r>
+              <w:t>2</w:t>
+            </w:r>
+          </w:p>
+        </w:tc>
+        <w:tc>
+          <w:tcPr>
+            <w:tcW w:w="7230" w:type="dxa"/>
+          </w:tcPr>
+          <w:p>
+            <w:r>
+              <w:t xml:space="preserve">A bathroom with a sink, a shelf with bottles, a toilet, a window, </w:t>
+            </w:r>
+            <w:r>
+              <w:t>a shower with shower screens, and a rug.</w:t>
+            </w:r>
+          </w:p>
+        </w:tc>
+        <w:tc>
+          <w:tcPr>
+            <w:tcW w:w="6804" w:type="dxa"/>
+          </w:tcPr>
+          <w:p>
+            <w:r>
+              <w:t xml:space="preserve">A kitchen with a counter, </w:t>
+            </w:r>
+            <w:r>
+              <w:t>a stove, an oven, cans, a shelf with cups and dishes, a picture, a microwave, and a fridge.</w:t>
+            </w:r>
+          </w:p>
+        </w:tc>
+      </w:tr>
+      <w:tr>
+        <w:tc>
+          <w:tcPr>
+            <w:tcW w:w="1129" w:type="dxa"/>
+          </w:tcPr>
+          <w:p>
+            <w:r>
+              <w:t>13</w:t>
+            </w:r>
+            <w:r>
+              <w:t>3</w:t>
+            </w:r>
+          </w:p>
+        </w:tc>
+        <w:tc>
+          <w:tcPr>
+            <w:tcW w:w="7230" w:type="dxa"/>
+          </w:tcPr>
+          <w:p>
+            <w:r>
+              <w:t xml:space="preserve">A bathroom with a shelf, a toilet, a door, </w:t>
+            </w:r>
+            <w:r>
+              <w:t xml:space="preserve">rugs, cabinets, sinks, mirrors, a shower with shower screens, and a bathtub. </w:t>
+            </w:r>
+          </w:p>
+        </w:tc>
+        <w:tc>
+          <w:tcPr>
+            <w:tcW w:w="6804" w:type="dxa"/>
+          </w:tcPr>
+          <w:p>
+            <w:r>
+              <w:t xml:space="preserve">A kitchen with shelves, a door, a fridge, a counter, cabinets, boxes, a </w:t>
+            </w:r>
+            <w:r>
+              <w:t>dishwasher</w:t>
+            </w:r>
+            <w:r>
+              <w:t xml:space="preserve">, a sink, lights, </w:t>
+            </w:r>
+            <w:r>
+              <w:t>and a table with chairs and a bowl.</w:t>
+            </w:r>
+          </w:p>
+        </w:tc>
+      </w:tr>
+      <w:bookmarkEnd w:id="0"/>
     </w:tbl>
     <w:p/>
     <w:p>
@@ -1452,31 +1674,7 @@
               <w:t>athroom</w:t>
             </w:r>
             <w:r>
-              <w:t xml:space="preserve"> with</w:t>
-            </w:r>
-            <w:r>
-              <w:t xml:space="preserve"> a bathtub, </w:t>
-            </w:r>
-            <w:r>
-              <w:t xml:space="preserve">shampoo bottles, a shower, and a </w:t>
-            </w:r>
-            <w:r>
-              <w:t>shower</w:t>
-            </w:r>
-            <w:r>
-              <w:t xml:space="preserve"> screen,</w:t>
-            </w:r>
-            <w:r>
-              <w:t xml:space="preserve"> cabinets, </w:t>
-            </w:r>
-            <w:r>
-              <w:t xml:space="preserve">a sink, toothbrushes in a cup, soap, a mirror, and a lamp, </w:t>
-            </w:r>
-            <w:r>
-              <w:t>a toilet</w:t>
-            </w:r>
-            <w:r>
-              <w:t xml:space="preserve">, a shelf with soap bottles and a picture, a window, and a plant. </w:t>
+              <w:t xml:space="preserve"> with a bathtub, shampoo bottles, a shower, and a shower screen, cabinets, a sink, toothbrushes in a cup, soap, a mirror, and a lamp, a toilet, a shelf with soap bottles and a picture, a window, and a plant. </w:t>
             </w:r>
           </w:p>
         </w:tc>
@@ -1501,19 +1699,7 @@
               <w:t>glass doors</w:t>
             </w:r>
             <w:r>
-              <w:t xml:space="preserve"> and baskets, shelves, a fridge, a </w:t>
-            </w:r>
-            <w:r>
-              <w:t>kitchen island</w:t>
-            </w:r>
-            <w:r>
-              <w:t xml:space="preserve"> with a sink, a bowl of fruits, a plate with vegetables, vases, a plant, and chairs, a lamp, a door, a kitchen counter, </w:t>
-            </w:r>
-            <w:r>
-              <w:t xml:space="preserve">cabinets, </w:t>
-            </w:r>
-            <w:r>
-              <w:t>an oven, a microwave, shelves with kitchen utensils and a plant, a stove, and an extractor hood.</w:t>
+              <w:t xml:space="preserve"> and baskets, shelves, a fridge, a kitchen island with a sink, a bowl of fruits, a plate with vegetables, vases, a plant, and chairs, a lamp, a door, a kitchen counter, cabinets, an oven, a microwave, shelves with kitchen utensils and a plant, a stove, and an extractor hood.</w:t>
             </w:r>
           </w:p>
         </w:tc>
@@ -1575,7 +1761,23 @@
               <w:t>glass doors</w:t>
             </w:r>
             <w:r>
-              <w:t xml:space="preserve"> and baskets, shelves, a fridge, a kitchen island with chairs, a lamp, a door, a kitchen counter, cabinets, an oven, a microwave, shelves with kitchen utensils and a plant, and a stove.</w:t>
+              <w:t xml:space="preserve"> and baskets, shelves, a fridge, </w:t>
+            </w:r>
+            <w:proofErr w:type="gramStart"/>
+            <w:r>
+              <w:t>a kitchen</w:t>
+            </w:r>
+            <w:proofErr w:type="gramEnd"/>
+            <w:r>
+              <w:t xml:space="preserve"> island with chairs, a lamp, a door, </w:t>
+            </w:r>
+            <w:proofErr w:type="gramStart"/>
+            <w:r>
+              <w:t>a kitchen</w:t>
+            </w:r>
+            <w:proofErr w:type="gramEnd"/>
+            <w:r>
+              <w:t xml:space="preserve"> counter, cabinets, an oven, a microwave, shelves with kitchen utensils and a plant, and a stove.</w:t>
             </w:r>
           </w:p>
         </w:tc>
@@ -1705,7 +1907,32 @@
           <w:tcPr>
             <w:tcW w:w="6804" w:type="dxa"/>
           </w:tcPr>
-          <w:p/>
+          <w:p>
+            <w:r>
+              <w:t xml:space="preserve">A kitchen with </w:t>
+            </w:r>
+            <w:r>
+              <w:t>cabinet</w:t>
+            </w:r>
+            <w:r>
+              <w:t xml:space="preserve">s with </w:t>
+            </w:r>
+            <w:r>
+              <w:t>glass doors</w:t>
+            </w:r>
+            <w:r>
+              <w:t xml:space="preserve"> and baskets, shelves, a fridge, a kitchen island with a sink, a bowl of fruits, a plate with vegetables, vases, a plant, and chairs, a door, a kitchen counter, cabinets, an oven, a microwave,</w:t>
+            </w:r>
+            <w:r>
+              <w:t xml:space="preserve"> and</w:t>
+            </w:r>
+            <w:r>
+              <w:t xml:space="preserve"> shelves with a plant</w:t>
+            </w:r>
+            <w:r>
+              <w:t>.</w:t>
+            </w:r>
+          </w:p>
         </w:tc>
       </w:tr>
       <w:tr>
@@ -1739,7 +1966,31 @@
           <w:tcPr>
             <w:tcW w:w="6804" w:type="dxa"/>
           </w:tcPr>
-          <w:p/>
+          <w:p>
+            <w:r>
+              <w:t xml:space="preserve">A kitchen with </w:t>
+            </w:r>
+            <w:r>
+              <w:t>cabinet</w:t>
+            </w:r>
+            <w:r>
+              <w:t xml:space="preserve">s with </w:t>
+            </w:r>
+            <w:r>
+              <w:t>glass doors</w:t>
+            </w:r>
+            <w:r>
+              <w:t xml:space="preserve">, shelves, a fridge, a kitchen island with a bowl of fruits, a plate with vegetables, vases, a plant, and chairs and a </w:t>
+            </w:r>
+            <w:proofErr w:type="gramStart"/>
+            <w:r>
+              <w:t>shelve</w:t>
+            </w:r>
+            <w:proofErr w:type="gramEnd"/>
+            <w:r>
+              <w:t xml:space="preserve"> with an oven.</w:t>
+            </w:r>
+          </w:p>
         </w:tc>
       </w:tr>
       <w:tr>
@@ -2215,6 +2466,7 @@
           </w:tcPr>
           <w:p>
             <w:r>
+              <w:lastRenderedPageBreak/>
               <w:t>117</w:t>
             </w:r>
           </w:p>
@@ -2279,13 +2531,7 @@
           </w:tcPr>
           <w:p>
             <w:r>
-              <w:t xml:space="preserve">A kitchen with cabinets with glass doors and baskets, shelves, a fridge, a kitchen island with a sink, a bowl of fruits, a plate with vegetables, vases, a plant, and chairs, a door, a kitchen counter, cabinets, an oven, a microwave, </w:t>
-            </w:r>
-            <w:r>
-              <w:t>shelf</w:t>
-            </w:r>
-            <w:r>
-              <w:t>, and a stove.</w:t>
+              <w:t>A kitchen with cabinets with glass doors and baskets, shelves, a fridge, a kitchen island with a sink, a bowl of fruits, a plate with vegetables, vases, a plant, and chairs, a door, a kitchen counter, cabinets, an oven, a microwave, shelf, and a stove.</w:t>
             </w:r>
           </w:p>
         </w:tc>
@@ -2513,30 +2759,6 @@
           </w:tcPr>
           <w:p>
             <w:r>
-              <w:t>125</w:t>
-            </w:r>
-          </w:p>
-        </w:tc>
-        <w:tc>
-          <w:tcPr>
-            <w:tcW w:w="7230" w:type="dxa"/>
-          </w:tcPr>
-          <w:p/>
-        </w:tc>
-        <w:tc>
-          <w:tcPr>
-            <w:tcW w:w="6804" w:type="dxa"/>
-          </w:tcPr>
-          <w:p/>
-        </w:tc>
-      </w:tr>
-      <w:tr>
-        <w:tc>
-          <w:tcPr>
-            <w:tcW w:w="1129" w:type="dxa"/>
-          </w:tcPr>
-          <w:p>
-            <w:r>
               <w:t>126</w:t>
             </w:r>
           </w:p>
@@ -2545,22 +2767,49 @@
           <w:tcPr>
             <w:tcW w:w="7230" w:type="dxa"/>
           </w:tcPr>
-          <w:p/>
-        </w:tc>
-        <w:tc>
-          <w:tcPr>
-            <w:tcW w:w="6804" w:type="dxa"/>
-          </w:tcPr>
-          <w:p/>
-        </w:tc>
-      </w:tr>
-      <w:tr>
-        <w:tc>
-          <w:tcPr>
-            <w:tcW w:w="1129" w:type="dxa"/>
-          </w:tcPr>
-          <w:p>
-            <w:r>
+          <w:p>
+            <w:r>
+              <w:t>A b</w:t>
+            </w:r>
+            <w:r>
+              <w:t>athroom</w:t>
+            </w:r>
+            <w:r>
+              <w:t xml:space="preserve"> with a shower, shampoo bottles, and a shower screen, cabinets, a sink, toothbrushes in a cup, soap, a mirror, and a lamp, a toilet, a shelf with soap bottles and a picture, and a window. </w:t>
+            </w:r>
+          </w:p>
+        </w:tc>
+        <w:tc>
+          <w:tcPr>
+            <w:tcW w:w="6804" w:type="dxa"/>
+          </w:tcPr>
+          <w:p>
+            <w:r>
+              <w:t xml:space="preserve">A kitchen with </w:t>
+            </w:r>
+            <w:r>
+              <w:t>cabinet</w:t>
+            </w:r>
+            <w:r>
+              <w:t xml:space="preserve">s with </w:t>
+            </w:r>
+            <w:r>
+              <w:t>glass doors</w:t>
+            </w:r>
+            <w:r>
+              <w:t xml:space="preserve"> and baskets, shelves, a fridge, a kitchen island with a sink, a bowl of fruits, a plate with vegetables, vases, a plant, and chairs, a kitchen counter, cabinets, an oven, a microwave, shelves with kitchen utensils and a plant, a stove, and an extractor hood.</w:t>
+            </w:r>
+          </w:p>
+        </w:tc>
+      </w:tr>
+      <w:tr>
+        <w:tc>
+          <w:tcPr>
+            <w:tcW w:w="1129" w:type="dxa"/>
+          </w:tcPr>
+          <w:p>
+            <w:r>
+              <w:lastRenderedPageBreak/>
               <w:t>127</w:t>
             </w:r>
           </w:p>
@@ -2569,13 +2818,29 @@
           <w:tcPr>
             <w:tcW w:w="7230" w:type="dxa"/>
           </w:tcPr>
-          <w:p/>
-        </w:tc>
-        <w:tc>
-          <w:tcPr>
-            <w:tcW w:w="6804" w:type="dxa"/>
-          </w:tcPr>
-          <w:p/>
+          <w:p>
+            <w:r>
+              <w:t>A bathroom with a bathtub, shampoo bottles, a shower, and a shower screen, cabinets, a sink, toothbrushes in a cup, soap, a mirror, and a lamp, a toilet, a shelf with soap bottles and a picture, a window, and a plant.</w:t>
+            </w:r>
+          </w:p>
+        </w:tc>
+        <w:tc>
+          <w:tcPr>
+            <w:tcW w:w="6804" w:type="dxa"/>
+          </w:tcPr>
+          <w:p>
+            <w:r>
+              <w:t xml:space="preserve">A kitchen with a fridge, a kitchen island with a sink, a bowl of </w:t>
+            </w:r>
+            <w:proofErr w:type="gramStart"/>
+            <w:r>
+              <w:t>fruits</w:t>
+            </w:r>
+            <w:proofErr w:type="gramEnd"/>
+            <w:r>
+              <w:t>, a plate with vegetables, vases, a plant, and chairs, a door, a kitchen counter, cabinets, an oven, a microwave, shelves with and a plant, a stove, and an extractor hood.</w:t>
+            </w:r>
+          </w:p>
         </w:tc>
       </w:tr>
       <w:tr>
@@ -2593,13 +2858,173 @@
           <w:tcPr>
             <w:tcW w:w="7230" w:type="dxa"/>
           </w:tcPr>
-          <w:p/>
-        </w:tc>
-        <w:tc>
-          <w:tcPr>
-            <w:tcW w:w="6804" w:type="dxa"/>
-          </w:tcPr>
-          <w:p/>
+          <w:p>
+            <w:r>
+              <w:t>A bathroom with a bathtub, shampoo bottles, a shower, and a shower screen, cabinets, a sink, toothbrushes in a cup, soap, a mirror, and a lamp, a toilet, a shelf with soap bottles and a picture, and a plant.</w:t>
+            </w:r>
+          </w:p>
+        </w:tc>
+        <w:tc>
+          <w:tcPr>
+            <w:tcW w:w="6804" w:type="dxa"/>
+          </w:tcPr>
+          <w:p>
+            <w:r>
+              <w:t>A kitchen with cabinets with glass doors and baskets, shelves, a fridge, a kitchen island with a sink, a bowl of fruits, a plate with vegetables, vases, a plant, and chairs, a lamp, a door, a kitchen counter, cabinets, an oven, a microwave, and shelves.</w:t>
+            </w:r>
+          </w:p>
+        </w:tc>
+      </w:tr>
+      <w:tr>
+        <w:tc>
+          <w:tcPr>
+            <w:tcW w:w="1129" w:type="dxa"/>
+          </w:tcPr>
+          <w:p>
+            <w:r>
+              <w:t>129</w:t>
+            </w:r>
+          </w:p>
+        </w:tc>
+        <w:tc>
+          <w:tcPr>
+            <w:tcW w:w="7230" w:type="dxa"/>
+          </w:tcPr>
+          <w:p>
+            <w:r>
+              <w:t>A bathroom with a bathtub, shampoo bottles, a shower, and a shower screen, cabinets, a sink, toothbrushes in a cup, soap, a mirror, and a lamp, a toilet, a shelf with soap bottles and a picture, a window, and a plant.</w:t>
+            </w:r>
+          </w:p>
+        </w:tc>
+        <w:tc>
+          <w:tcPr>
+            <w:tcW w:w="6804" w:type="dxa"/>
+          </w:tcPr>
+          <w:p>
+            <w:r>
+              <w:t>A kitchen with cabinets with glass doors and baskets, shelves, a fridge, a kitchen island with a sink, a bowl of fruits, a plate with vegetables, vases, a plant, and chairs, a lamp, a door, a kitchen counter, cabinets, an oven, a microwave, a stove, and shelves.</w:t>
+            </w:r>
+          </w:p>
+        </w:tc>
+      </w:tr>
+      <w:tr>
+        <w:tc>
+          <w:tcPr>
+            <w:tcW w:w="1129" w:type="dxa"/>
+          </w:tcPr>
+          <w:p>
+            <w:r>
+              <w:t>130</w:t>
+            </w:r>
+          </w:p>
+        </w:tc>
+        <w:tc>
+          <w:tcPr>
+            <w:tcW w:w="7230" w:type="dxa"/>
+          </w:tcPr>
+          <w:p>
+            <w:r>
+              <w:t>A bathroom with a bathtub, shampoo bottles, a shower, and a shower screen, cabinets, a sink, toothbrushes in a cup, soap, a mirror, and a lamp, a toilet, a shelf with soap bottles and a picture, a window, and a plant.</w:t>
+            </w:r>
+          </w:p>
+        </w:tc>
+        <w:tc>
+          <w:tcPr>
+            <w:tcW w:w="6804" w:type="dxa"/>
+          </w:tcPr>
+          <w:p>
+            <w:r>
+              <w:t>A kitchen with cabinets, shelves, a fridge, a kitchen island with a sink, a bowl of fruits, a plate, vases, a plant, and chairs, a lamp, a door, a kitchen counter, cabinets, an oven, a microwave, and shelves.</w:t>
+            </w:r>
+          </w:p>
+        </w:tc>
+      </w:tr>
+      <w:tr>
+        <w:tc>
+          <w:tcPr>
+            <w:tcW w:w="1129" w:type="dxa"/>
+          </w:tcPr>
+          <w:p>
+            <w:r>
+              <w:t>132</w:t>
+            </w:r>
+          </w:p>
+        </w:tc>
+        <w:tc>
+          <w:tcPr>
+            <w:tcW w:w="7230" w:type="dxa"/>
+          </w:tcPr>
+          <w:p>
+            <w:r>
+              <w:t>A bathroom with a bathtub, shampoo bottles, a shower, and a shower screen, cabinets, a sink, toothbrushes in a cup, soap, a mirror, and a lamp, a toilet, a shelf with soap bottles and a picture, a window, and a plant.</w:t>
+            </w:r>
+          </w:p>
+        </w:tc>
+        <w:tc>
+          <w:tcPr>
+            <w:tcW w:w="6804" w:type="dxa"/>
+          </w:tcPr>
+          <w:p>
+            <w:r>
+              <w:t>A kitchen with cabinets with glass doors and baskets, shelves, a fridge, a kitchen island with a sink, a bowl of fruits, a plate with vegetables, vases, a plant, and chairs, a lamp, a door, a kitchen counter, cabinets, an oven, a microwave, a stove, and shelves.</w:t>
+            </w:r>
+          </w:p>
+        </w:tc>
+      </w:tr>
+      <w:tr>
+        <w:tc>
+          <w:tcPr>
+            <w:tcW w:w="1129" w:type="dxa"/>
+          </w:tcPr>
+          <w:p>
+            <w:r>
+              <w:t>133</w:t>
+            </w:r>
+          </w:p>
+        </w:tc>
+        <w:tc>
+          <w:tcPr>
+            <w:tcW w:w="7230" w:type="dxa"/>
+          </w:tcPr>
+          <w:p>
+            <w:r>
+              <w:t>A b</w:t>
+            </w:r>
+            <w:r>
+              <w:t>athroom</w:t>
+            </w:r>
+            <w:r>
+              <w:t xml:space="preserve"> with a bathtub, shampoo bottles, a shower, and a shower screen, cabinets, a sink, toothbrushes in a cup, soap, a mirror, and a lamp, a toilet, a shelf with soap bottles and a picture, a window, and a plant. </w:t>
+            </w:r>
+          </w:p>
+        </w:tc>
+        <w:tc>
+          <w:tcPr>
+            <w:tcW w:w="6804" w:type="dxa"/>
+          </w:tcPr>
+          <w:p>
+            <w:r>
+              <w:t xml:space="preserve">A kitchen with </w:t>
+            </w:r>
+            <w:r>
+              <w:t>cabinet</w:t>
+            </w:r>
+            <w:r>
+              <w:t xml:space="preserve">s with </w:t>
+            </w:r>
+            <w:r>
+              <w:t>glass doors</w:t>
+            </w:r>
+            <w:r>
+              <w:t xml:space="preserve"> and baskets, shelves, a fridge, a kitchen island with a sink, a bowl of fruits, a plate with vegetables, vases, a plant, and chairs, a lamp, a door, a kitchen counter, cabinets, an oven, a microwave, shelves,</w:t>
+            </w:r>
+            <w:r>
+              <w:t xml:space="preserve"> and</w:t>
+            </w:r>
+            <w:r>
+              <w:t xml:space="preserve"> a stove.</w:t>
+            </w:r>
+          </w:p>
         </w:tc>
       </w:tr>
     </w:tbl>
@@ -3375,6 +3800,7 @@
   <w:style w:type="character" w:default="1" w:styleId="DefaultParagraphFont">
     <w:name w:val="Default Paragraph Font"/>
     <w:uiPriority w:val="1"/>
+    <w:semiHidden/>
     <w:unhideWhenUsed/>
   </w:style>
   <w:style w:type="table" w:default="1" w:styleId="TableNormal">

--- a/drawings/Prompt_list.docx
+++ b/drawings/Prompt_list.docx
@@ -1481,6 +1481,56 @@
           <w:p>
             <w:r>
               <w:lastRenderedPageBreak/>
+              <w:t>131</w:t>
+            </w:r>
+          </w:p>
+        </w:tc>
+        <w:tc>
+          <w:tcPr>
+            <w:tcW w:w="7230" w:type="dxa"/>
+          </w:tcPr>
+          <w:p>
+            <w:r>
+              <w:t>A bathroom with a towel holder, a shower</w:t>
+            </w:r>
+            <w:r>
+              <w:t xml:space="preserve"> with shower screens</w:t>
+            </w:r>
+            <w:r>
+              <w:t>, a mirror, cabinets, a lamp, a sink, a bottle, a window, and a toilet.</w:t>
+            </w:r>
+          </w:p>
+        </w:tc>
+        <w:tc>
+          <w:tcPr>
+            <w:tcW w:w="6804" w:type="dxa"/>
+          </w:tcPr>
+          <w:p>
+            <w:r>
+              <w:t>A kitchen with a fridge, a counter</w:t>
+            </w:r>
+            <w:r>
+              <w:t>,</w:t>
+            </w:r>
+            <w:r>
+              <w:t xml:space="preserve"> a pan, cabinets, a stove, </w:t>
+            </w:r>
+            <w:r>
+              <w:t xml:space="preserve">an oven, </w:t>
+            </w:r>
+            <w:r>
+              <w:t>a sink, a lamp, a window, and a table.</w:t>
+            </w:r>
+          </w:p>
+        </w:tc>
+      </w:tr>
+      <w:tr>
+        <w:tc>
+          <w:tcPr>
+            <w:tcW w:w="1129" w:type="dxa"/>
+          </w:tcPr>
+          <w:p>
+            <w:r>
               <w:t>13</w:t>
             </w:r>
             <w:r>
@@ -1558,6 +1608,85 @@
             </w:r>
             <w:r>
               <w:t>and a table with chairs and a bowl.</w:t>
+            </w:r>
+          </w:p>
+        </w:tc>
+      </w:tr>
+      <w:tr>
+        <w:tc>
+          <w:tcPr>
+            <w:tcW w:w="1129" w:type="dxa"/>
+          </w:tcPr>
+          <w:p>
+            <w:r>
+              <w:t>141</w:t>
+            </w:r>
+          </w:p>
+        </w:tc>
+        <w:tc>
+          <w:tcPr>
+            <w:tcW w:w="7230" w:type="dxa"/>
+          </w:tcPr>
+          <w:p>
+            <w:r>
+              <w:t>A bathroom with a sink, cabinets, a mirror, a rug, a toilet, a window, a shower</w:t>
+            </w:r>
+            <w:r>
+              <w:t xml:space="preserve"> with shower screens</w:t>
+            </w:r>
+            <w:r>
+              <w:t>, and a shelf with boxes and plants.</w:t>
+            </w:r>
+          </w:p>
+        </w:tc>
+        <w:tc>
+          <w:tcPr>
+            <w:tcW w:w="6804" w:type="dxa"/>
+          </w:tcPr>
+          <w:p>
+            <w:r>
+              <w:t xml:space="preserve">A kitchen with a fridge, a counter, a stove, an oven, a sink, a carpet, a window and a table. </w:t>
+            </w:r>
+          </w:p>
+        </w:tc>
+      </w:tr>
+      <w:tr>
+        <w:tc>
+          <w:tcPr>
+            <w:tcW w:w="1129" w:type="dxa"/>
+          </w:tcPr>
+          <w:p>
+            <w:r>
+              <w:t>142</w:t>
+            </w:r>
+          </w:p>
+        </w:tc>
+        <w:tc>
+          <w:tcPr>
+            <w:tcW w:w="7230" w:type="dxa"/>
+          </w:tcPr>
+          <w:p>
+            <w:r>
+              <w:t xml:space="preserve">A bathroom with a sink, cabinets, a mirror, a window, a </w:t>
+            </w:r>
+            <w:r>
+              <w:t xml:space="preserve">shelf, a shower with shower screens, a rug, and a toilet.  </w:t>
+            </w:r>
+          </w:p>
+        </w:tc>
+        <w:tc>
+          <w:tcPr>
+            <w:tcW w:w="6804" w:type="dxa"/>
+          </w:tcPr>
+          <w:p>
+            <w:r>
+              <w:t xml:space="preserve">A kitchen with a counter, a sink, cabinets, a </w:t>
+            </w:r>
+            <w:r>
+              <w:t>breadbasket</w:t>
+            </w:r>
+            <w:r>
+              <w:t xml:space="preserve">, spices, a window, a bin, and an oven with a stove and an outlet. </w:t>
             </w:r>
           </w:p>
         </w:tc>
@@ -2946,6 +3075,77 @@
           </w:tcPr>
           <w:p>
             <w:r>
+              <w:t>131</w:t>
+            </w:r>
+          </w:p>
+        </w:tc>
+        <w:tc>
+          <w:tcPr>
+            <w:tcW w:w="7230" w:type="dxa"/>
+          </w:tcPr>
+          <w:p>
+            <w:r>
+              <w:t>A b</w:t>
+            </w:r>
+            <w:r>
+              <w:t>athroom</w:t>
+            </w:r>
+            <w:r>
+              <w:t xml:space="preserve"> with a bathtub, shampoo bottles, a shower, and a shower screen, cabinets, a sink, toothbrushes in a cup, soap, a mirror, and a lamp, a toilet, a shelf with soap bottles and a picture,</w:t>
+            </w:r>
+            <w:r>
+              <w:t xml:space="preserve"> and</w:t>
+            </w:r>
+            <w:r>
+              <w:t xml:space="preserve"> a window. </w:t>
+            </w:r>
+          </w:p>
+        </w:tc>
+        <w:tc>
+          <w:tcPr>
+            <w:tcW w:w="6804" w:type="dxa"/>
+          </w:tcPr>
+          <w:p>
+            <w:r>
+              <w:t xml:space="preserve">A kitchen with </w:t>
+            </w:r>
+            <w:r>
+              <w:t>cabinet</w:t>
+            </w:r>
+            <w:r>
+              <w:t xml:space="preserve">s with </w:t>
+            </w:r>
+            <w:r>
+              <w:t>glass doors</w:t>
+            </w:r>
+            <w:r>
+              <w:t xml:space="preserve"> and baskets, shelves, a fridge, a kitchen island</w:t>
+            </w:r>
+            <w:r>
+              <w:t>,</w:t>
+            </w:r>
+            <w:r>
+              <w:t xml:space="preserve"> chairs, a lamp, a door, a kitchen counter, cabinets, an oven, a microwave, </w:t>
+            </w:r>
+            <w:r>
+              <w:t xml:space="preserve">and </w:t>
+            </w:r>
+            <w:r>
+              <w:t>shelves</w:t>
+            </w:r>
+            <w:r>
+              <w:t>.</w:t>
+            </w:r>
+          </w:p>
+        </w:tc>
+      </w:tr>
+      <w:tr>
+        <w:tc>
+          <w:tcPr>
+            <w:tcW w:w="1129" w:type="dxa"/>
+          </w:tcPr>
+          <w:p>
+            <w:r>
               <w:t>132</w:t>
             </w:r>
           </w:p>
@@ -3016,13 +3216,120 @@
               <w:t>glass doors</w:t>
             </w:r>
             <w:r>
-              <w:t xml:space="preserve"> and baskets, shelves, a fridge, a kitchen island with a sink, a bowl of fruits, a plate with vegetables, vases, a plant, and chairs, a lamp, a door, a kitchen counter, cabinets, an oven, a microwave, shelves,</w:t>
-            </w:r>
-            <w:r>
-              <w:t xml:space="preserve"> and</w:t>
-            </w:r>
-            <w:r>
-              <w:t xml:space="preserve"> a stove.</w:t>
+              <w:t xml:space="preserve"> and baskets, shelves, a fridge, a kitchen island with a sink, a bowl of fruits, a plate with vegetables, vases, a plant, and chairs, a lamp, a door, a kitchen counter, cabinets, an oven, a microwave, shelves, and a stove.</w:t>
+            </w:r>
+          </w:p>
+        </w:tc>
+      </w:tr>
+      <w:tr>
+        <w:tc>
+          <w:tcPr>
+            <w:tcW w:w="1129" w:type="dxa"/>
+          </w:tcPr>
+          <w:p>
+            <w:r>
+              <w:t>141</w:t>
+            </w:r>
+          </w:p>
+        </w:tc>
+        <w:tc>
+          <w:tcPr>
+            <w:tcW w:w="7230" w:type="dxa"/>
+          </w:tcPr>
+          <w:p>
+            <w:r>
+              <w:t>A b</w:t>
+            </w:r>
+            <w:r>
+              <w:t>athroom</w:t>
+            </w:r>
+            <w:r>
+              <w:t xml:space="preserve"> with a bathtub, shampoo bottles, a shower, and a shower screen, cabinets, a sink, toothbrushes in a cup, soap, a mirror, a toilet, a shelf with soap bottles and a picture, a window, and a plant. </w:t>
+            </w:r>
+          </w:p>
+        </w:tc>
+        <w:tc>
+          <w:tcPr>
+            <w:tcW w:w="6804" w:type="dxa"/>
+          </w:tcPr>
+          <w:p>
+            <w:r>
+              <w:t xml:space="preserve">A kitchen with </w:t>
+            </w:r>
+            <w:r>
+              <w:t>cabinet</w:t>
+            </w:r>
+            <w:r>
+              <w:t xml:space="preserve">s with </w:t>
+            </w:r>
+            <w:r>
+              <w:t>glass doors</w:t>
+            </w:r>
+            <w:r>
+              <w:t xml:space="preserve">, shelves, a fridge, a kitchen island with a sink, a bowl of fruits, a plate with vegetables, vases, a plant, and chairs, a lamp, a door, a kitchen counter, cabinets, an oven, a microwave, </w:t>
+            </w:r>
+            <w:r>
+              <w:t xml:space="preserve">and </w:t>
+            </w:r>
+            <w:r>
+              <w:t>shelves</w:t>
+            </w:r>
+            <w:r>
+              <w:t>.</w:t>
+            </w:r>
+          </w:p>
+        </w:tc>
+      </w:tr>
+      <w:tr>
+        <w:tc>
+          <w:tcPr>
+            <w:tcW w:w="1129" w:type="dxa"/>
+          </w:tcPr>
+          <w:p>
+            <w:r>
+              <w:t>142</w:t>
+            </w:r>
+          </w:p>
+        </w:tc>
+        <w:tc>
+          <w:tcPr>
+            <w:tcW w:w="7230" w:type="dxa"/>
+          </w:tcPr>
+          <w:p>
+            <w:r>
+              <w:t>A b</w:t>
+            </w:r>
+            <w:r>
+              <w:t>athroom</w:t>
+            </w:r>
+            <w:r>
+              <w:t xml:space="preserve"> with a bathtub, shampoo bottles, a shower, and a shower screen, cabinets, a sink, toothbrushes in a cup, soap, a mirror, and a lamp, a toilet, a shelf with soap bottles and a picture, a window, and a plant. </w:t>
+            </w:r>
+          </w:p>
+        </w:tc>
+        <w:tc>
+          <w:tcPr>
+            <w:tcW w:w="6804" w:type="dxa"/>
+          </w:tcPr>
+          <w:p>
+            <w:r>
+              <w:t xml:space="preserve">A kitchen with </w:t>
+            </w:r>
+            <w:r>
+              <w:t>cabinet</w:t>
+            </w:r>
+            <w:r>
+              <w:t xml:space="preserve">s with </w:t>
+            </w:r>
+            <w:r>
+              <w:t>glass doors</w:t>
+            </w:r>
+            <w:r>
+              <w:t xml:space="preserve">, shelves, a fridge, a kitchen island with a sink, a bowl of fruits, a plate with vegetables, vases, a plant, </w:t>
+            </w:r>
+            <w:r>
+              <w:lastRenderedPageBreak/>
+              <w:t>and chairs, a lamp, a door, a kitchen counter, cabinets, an oven, a microwave, shelves with kitchen utensils, a stove, and an extractor hood.</w:t>
             </w:r>
           </w:p>
         </w:tc>
